--- a/model/dataTemp/HaiDangDaiLanh.docx
+++ b/model/dataTemp/HaiDangDaiLanh.docx
@@ -5,345 +5,36 @@
     <w:p>
       <w:pPr>
         <w:rPr>
-          <w:b/>
-          <w:bCs/>
           <w:i/>
           <w:iCs/>
         </w:rPr>
       </w:pPr>
       <w:r>
         <w:rPr>
-          <w:b/>
-          <w:bCs/>
-          <w:i/>
-          <w:iCs/>
-        </w:rPr>
-        <w:t>Kinh nghiệm khám phá Hải đăng Đại Lãnh Phú Yên &amp; bí quyết săn hình cực đẹp</w:t>
+          <w:i/>
+          <w:iCs/>
+        </w:rPr>
+        <w:t>Khi du lịch đến tỉnh Phú Yên, bạn đừng quên ghé thăm Hải đăng Đại Lãnh. Từ đây, bạn sẽ được đắm chìm trong bức tranh thiên nhiên hùng vĩ với biển xanh, núi non sừng sững và cảm nhận từng làn gió biển mát lạn</w:t>
       </w:r>
     </w:p>
     <w:p>
       <w:pPr>
         <w:rPr>
-          <w:b/>
-          <w:bCs/>
           <w:i/>
           <w:iCs/>
         </w:rPr>
       </w:pPr>
       <w:r>
         <w:rPr>
-          <w:b/>
-          <w:bCs/>
-          <w:i/>
-          <w:iCs/>
-        </w:rPr>
-        <mc:AlternateContent>
-          <mc:Choice Requires="wps">
-            <w:drawing>
-              <wp:inline distT="0" distB="0" distL="0" distR="0" wp14:anchorId="444CC9B0" wp14:editId="42F1EA75">
-                <wp:extent cx="304800" cy="304800"/>
-                <wp:effectExtent l="0" t="0" r="0" b="0"/>
-                <wp:docPr id="1692409590" name="Rectangle 404"/>
-                <wp:cNvGraphicFramePr>
-                  <a:graphicFrameLocks xmlns:a="http://schemas.openxmlformats.org/drawingml/2006/main" noChangeAspect="1"/>
-                </wp:cNvGraphicFramePr>
-                <a:graphic xmlns:a="http://schemas.openxmlformats.org/drawingml/2006/main">
-                  <a:graphicData uri="http://schemas.microsoft.com/office/word/2010/wordprocessingShape">
-                    <wps:wsp>
-                      <wps:cNvSpPr>
-                        <a:spLocks noChangeAspect="1" noChangeArrowheads="1"/>
-                      </wps:cNvSpPr>
-                      <wps:spPr bwMode="auto">
-                        <a:xfrm>
-                          <a:off x="0" y="0"/>
-                          <a:ext cx="304800" cy="304800"/>
-                        </a:xfrm>
-                        <a:prstGeom prst="rect">
-                          <a:avLst/>
-                        </a:prstGeom>
-                        <a:noFill/>
-                        <a:ln>
-                          <a:noFill/>
-                        </a:ln>
-                        <a:extLst>
-                          <a:ext uri="{909E8E84-426E-40DD-AFC4-6F175D3DCCD1}">
-                            <a14:hiddenFill xmlns:a14="http://schemas.microsoft.com/office/drawing/2010/main">
-                              <a:solidFill>
-                                <a:srgbClr val="FFFFFF"/>
-                              </a:solidFill>
-                            </a14:hiddenFill>
-                          </a:ext>
-                          <a:ext uri="{91240B29-F687-4F45-9708-019B960494DF}">
-                            <a14:hiddenLine xmlns:a14="http://schemas.microsoft.com/office/drawing/2010/main" w="9525">
-                              <a:solidFill>
-                                <a:srgbClr val="000000"/>
-                              </a:solidFill>
-                              <a:miter lim="800000"/>
-                              <a:headEnd/>
-                              <a:tailEnd/>
-                            </a14:hiddenLine>
-                          </a:ext>
-                        </a:extLst>
-                      </wps:spPr>
-                      <wps:bodyPr rot="0" vert="horz" wrap="square" lIns="91440" tIns="45720" rIns="91440" bIns="45720" anchor="t" anchorCtr="0" upright="1">
-                        <a:noAutofit/>
-                      </wps:bodyPr>
-                    </wps:wsp>
-                  </a:graphicData>
-                </a:graphic>
-              </wp:inline>
-            </w:drawing>
-          </mc:Choice>
-          <mc:Fallback>
-            <w:pict>
-              <v:rect w14:anchorId="3F82190A" id="Rectangle 404" o:spid="_x0000_s1026" style="width:24pt;height:24pt;visibility:visible;mso-wrap-style:square;mso-left-percent:-10001;mso-top-percent:-10001;mso-position-horizontal:absolute;mso-position-horizontal-relative:char;mso-position-vertical:absolute;mso-position-vertical-relative:line;mso-left-percent:-10001;mso-top-percent:-10001;v-text-anchor:top" o:gfxdata="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" filled="f" stroked="f">
-                <o:lock v:ext="edit" aspectratio="t"/>
-                <w10:anchorlock/>
-              </v:rect>
-            </w:pict>
-          </mc:Fallback>
-        </mc:AlternateContent>
-      </w:r>
-      <w:r>
-        <w:rPr>
-          <w:b/>
-          <w:bCs/>
-          <w:i/>
-          <w:iCs/>
-        </w:rPr>
-        <w:t>03/07/2025 </w:t>
-      </w:r>
-      <w:r>
-        <w:rPr>
-          <w:b/>
-          <w:bCs/>
-          <w:i/>
-          <w:iCs/>
-        </w:rPr>
-        <mc:AlternateContent>
-          <mc:Choice Requires="wps">
-            <w:drawing>
-              <wp:inline distT="0" distB="0" distL="0" distR="0" wp14:anchorId="50E23D94" wp14:editId="74E557CF">
-                <wp:extent cx="304800" cy="304800"/>
-                <wp:effectExtent l="0" t="0" r="0" b="0"/>
-                <wp:docPr id="2031465467" name="Rectangle 403"/>
-                <wp:cNvGraphicFramePr>
-                  <a:graphicFrameLocks xmlns:a="http://schemas.openxmlformats.org/drawingml/2006/main" noChangeAspect="1"/>
-                </wp:cNvGraphicFramePr>
-                <a:graphic xmlns:a="http://schemas.openxmlformats.org/drawingml/2006/main">
-                  <a:graphicData uri="http://schemas.microsoft.com/office/word/2010/wordprocessingShape">
-                    <wps:wsp>
-                      <wps:cNvSpPr>
-                        <a:spLocks noChangeAspect="1" noChangeArrowheads="1"/>
-                      </wps:cNvSpPr>
-                      <wps:spPr bwMode="auto">
-                        <a:xfrm>
-                          <a:off x="0" y="0"/>
-                          <a:ext cx="304800" cy="304800"/>
-                        </a:xfrm>
-                        <a:prstGeom prst="rect">
-                          <a:avLst/>
-                        </a:prstGeom>
-                        <a:noFill/>
-                        <a:ln>
-                          <a:noFill/>
-                        </a:ln>
-                        <a:extLst>
-                          <a:ext uri="{909E8E84-426E-40DD-AFC4-6F175D3DCCD1}">
-                            <a14:hiddenFill xmlns:a14="http://schemas.microsoft.com/office/drawing/2010/main">
-                              <a:solidFill>
-                                <a:srgbClr val="FFFFFF"/>
-                              </a:solidFill>
-                            </a14:hiddenFill>
-                          </a:ext>
-                          <a:ext uri="{91240B29-F687-4F45-9708-019B960494DF}">
-                            <a14:hiddenLine xmlns:a14="http://schemas.microsoft.com/office/drawing/2010/main" w="9525">
-                              <a:solidFill>
-                                <a:srgbClr val="000000"/>
-                              </a:solidFill>
-                              <a:miter lim="800000"/>
-                              <a:headEnd/>
-                              <a:tailEnd/>
-                            </a14:hiddenLine>
-                          </a:ext>
-                        </a:extLst>
-                      </wps:spPr>
-                      <wps:bodyPr rot="0" vert="horz" wrap="square" lIns="91440" tIns="45720" rIns="91440" bIns="45720" anchor="t" anchorCtr="0" upright="1">
-                        <a:noAutofit/>
-                      </wps:bodyPr>
-                    </wps:wsp>
-                  </a:graphicData>
-                </a:graphic>
-              </wp:inline>
-            </w:drawing>
-          </mc:Choice>
-          <mc:Fallback>
-            <w:pict>
-              <v:rect w14:anchorId="1BAA3CE2" id="Rectangle 403" o:spid="_x0000_s1026" style="width:24pt;height:24pt;visibility:visible;mso-wrap-style:square;mso-left-percent:-10001;mso-top-percent:-10001;mso-position-horizontal:absolute;mso-position-horizontal-relative:char;mso-position-vertical:absolute;mso-position-vertical-relative:line;mso-left-percent:-10001;mso-top-percent:-10001;v-text-anchor:top" o:gfxdata="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" filled="f" stroked="f">
-                <o:lock v:ext="edit" aspectratio="t"/>
-                <w10:anchorlock/>
-              </v:rect>
-            </w:pict>
-          </mc:Fallback>
-        </mc:AlternateContent>
-      </w:r>
-      <w:r>
-        <w:rPr>
-          <w:b/>
-          <w:bCs/>
-          <w:i/>
-          <w:iCs/>
-        </w:rPr>
-        <w:t>3.008 views</w:t>
-      </w:r>
-    </w:p>
-    <w:p>
-      <w:pPr>
-        <w:rPr>
-          <w:b/>
-          <w:bCs/>
-          <w:i/>
-          <w:iCs/>
-        </w:rPr>
-      </w:pPr>
-      <w:r>
-        <w:rPr>
-          <w:b/>
-          <w:bCs/>
-          <w:i/>
-          <w:iCs/>
-        </w:rPr>
-        <w:t>5/5 - (1 vote)</w:t>
-      </w:r>
-    </w:p>
-    <w:p>
-      <w:pPr>
-        <w:rPr>
-          <w:b/>
-          <w:bCs/>
-          <w:i/>
-          <w:iCs/>
-        </w:rPr>
-      </w:pPr>
-      <w:r>
-        <w:rPr>
-          <w:b/>
-          <w:bCs/>
-          <w:i/>
-          <w:iCs/>
-        </w:rPr>
-        <w:t>Khi du lịch đến tỉnh Phú Yên, bạn đừng quên ghé thăm Hải đăng Đại Lãnh. Từ đây, bạn sẽ được đắm chìm trong bức tranh thiên nhiên hùng vĩ với biển xanh, núi non sừng sững và cảm nhận từng làn gió biển mát lạnh.</w:t>
-      </w:r>
-    </w:p>
-    <w:p>
-      <w:pPr>
-        <w:rPr>
-          <w:b/>
-          <w:bCs/>
-          <w:i/>
-          <w:iCs/>
-        </w:rPr>
-      </w:pPr>
-      <w:r>
-        <w:rPr>
-          <w:b/>
-          <w:bCs/>
-          <w:i/>
-          <w:iCs/>
-        </w:rPr>
-        <w:drawing>
-          <wp:inline distT="0" distB="0" distL="0" distR="0" wp14:anchorId="12612C0A" wp14:editId="69DB1620">
-            <wp:extent cx="5943600" cy="4457700"/>
-            <wp:effectExtent l="0" t="0" r="0" b="0"/>
-            <wp:docPr id="1414191230" name="Picture 402" descr="Hải đăng Đại Lãnh uy nghiêm tại Phú Yên"/>
-            <wp:cNvGraphicFramePr>
-              <a:graphicFrameLocks xmlns:a="http://schemas.openxmlformats.org/drawingml/2006/main" noChangeAspect="1"/>
-            </wp:cNvGraphicFramePr>
-            <a:graphic xmlns:a="http://schemas.openxmlformats.org/drawingml/2006/main">
-              <a:graphicData uri="http://schemas.openxmlformats.org/drawingml/2006/picture">
-                <pic:pic xmlns:pic="http://schemas.openxmlformats.org/drawingml/2006/picture">
-                  <pic:nvPicPr>
-                    <pic:cNvPr id="0" name="Picture 1193" descr="Hải đăng Đại Lãnh uy nghiêm tại Phú Yên"/>
-                    <pic:cNvPicPr>
-                      <a:picLocks noChangeAspect="1" noChangeArrowheads="1"/>
-                    </pic:cNvPicPr>
-                  </pic:nvPicPr>
-                  <pic:blipFill>
-                    <a:blip r:embed="rId5">
-                      <a:extLst>
-                        <a:ext uri="{28A0092B-C50C-407E-A947-70E740481C1C}">
-                          <a14:useLocalDpi xmlns:a14="http://schemas.microsoft.com/office/drawing/2010/main" val="0"/>
-                        </a:ext>
-                      </a:extLst>
-                    </a:blip>
-                    <a:srcRect/>
-                    <a:stretch>
-                      <a:fillRect/>
-                    </a:stretch>
-                  </pic:blipFill>
-                  <pic:spPr bwMode="auto">
-                    <a:xfrm>
-                      <a:off x="0" y="0"/>
-                      <a:ext cx="5943600" cy="4457700"/>
-                    </a:xfrm>
-                    <a:prstGeom prst="rect">
-                      <a:avLst/>
-                    </a:prstGeom>
-                    <a:noFill/>
-                    <a:ln>
-                      <a:noFill/>
-                    </a:ln>
-                  </pic:spPr>
-                </pic:pic>
-              </a:graphicData>
-            </a:graphic>
-          </wp:inline>
-        </w:drawing>
-      </w:r>
-    </w:p>
-    <w:p>
-      <w:pPr>
-        <w:rPr>
-          <w:b/>
-          <w:bCs/>
-          <w:i/>
-          <w:iCs/>
-        </w:rPr>
-      </w:pPr>
-      <w:r>
-        <w:rPr>
-          <w:b/>
-          <w:bCs/>
-          <w:i/>
-          <w:iCs/>
-        </w:rPr>
-        <w:t>Hải đăng Đại Lãnh uy nghiêm tại Phú Yên (Ảnh: Sưu tầm)</w:t>
-      </w:r>
-    </w:p>
-    <w:p>
-      <w:pPr>
-        <w:rPr>
-          <w:b/>
-          <w:bCs/>
-          <w:i/>
-          <w:iCs/>
-        </w:rPr>
-      </w:pPr>
-      <w:r>
-        <w:rPr>
-          <w:b/>
-          <w:bCs/>
           <w:i/>
           <w:iCs/>
         </w:rPr>
         <w:t>Hải đăng Đại Lãnh là một trong những </w:t>
       </w:r>
-      <w:hyperlink r:id="rId6" w:tgtFrame="_blank" w:history="1">
+      <w:hyperlink r:id="rId5" w:tgtFrame="_blank" w:history="1">
         <w:r>
           <w:rPr>
             <w:rStyle w:val="Hyperlink"/>
-            <w:b/>
-            <w:bCs/>
             <w:i/>
             <w:iCs/>
           </w:rPr>
@@ -352,8 +43,6 @@
       </w:hyperlink>
       <w:r>
         <w:rPr>
-          <w:b/>
-          <w:bCs/>
           <w:i/>
           <w:iCs/>
         </w:rPr>
@@ -363,20 +52,15 @@
     <w:p>
       <w:pPr>
         <w:rPr>
-          <w:b/>
-          <w:bCs/>
           <w:i/>
           <w:iCs/>
         </w:rPr>
       </w:pPr>
       <w:r>
         <w:rPr>
-          <w:b/>
-          <w:bCs/>
-          <w:i/>
-          <w:iCs/>
-        </w:rPr>
-        <w:lastRenderedPageBreak/>
+          <w:i/>
+          <w:iCs/>
+        </w:rPr>
         <w:t>1. Hải đăng Đại Lãnh ở đâu?</w:t>
       </w:r>
     </w:p>
@@ -387,16 +71,12 @@
           <w:numId w:val="17"/>
         </w:numPr>
         <w:rPr>
-          <w:b/>
-          <w:bCs/>
           <w:i/>
           <w:iCs/>
         </w:rPr>
       </w:pPr>
       <w:r>
         <w:rPr>
-          <w:b/>
-          <w:bCs/>
           <w:i/>
           <w:iCs/>
         </w:rPr>
@@ -406,18 +86,14 @@
     <w:p>
       <w:pPr>
         <w:rPr>
-          <w:b/>
-          <w:bCs/>
-          <w:i/>
-          <w:iCs/>
-        </w:rPr>
-      </w:pPr>
-      <w:hyperlink r:id="rId7" w:tgtFrame="_blank" w:history="1">
+          <w:i/>
+          <w:iCs/>
+        </w:rPr>
+      </w:pPr>
+      <w:hyperlink r:id="rId6" w:tgtFrame="_blank" w:history="1">
         <w:r>
           <w:rPr>
             <w:rStyle w:val="Hyperlink"/>
-            <w:b/>
-            <w:bCs/>
             <w:i/>
             <w:iCs/>
           </w:rPr>
@@ -426,19 +102,15 @@
       </w:hyperlink>
       <w:r>
         <w:rPr>
-          <w:b/>
-          <w:bCs/>
           <w:i/>
           <w:iCs/>
         </w:rPr>
         <w:t>? Hải đăng Đại Lãnh tọa lạc tại thôn Đồng Bé, xã Hòa Tâm, huyện Đông Hòa, tỉnh Phú Yên cũ (nay là xã Hòa Xuân, Đắk Lắk), cách thành phố Tuy Hòa cũ 35km về hướng Đông Nam. Nơi đây chính là một địa điểm tuyệt đẹp mà bạn không thể bỏ lỡ khi </w:t>
       </w:r>
-      <w:hyperlink r:id="rId8" w:tgtFrame="_blank" w:history="1">
+      <w:hyperlink r:id="rId7" w:tgtFrame="_blank" w:history="1">
         <w:r>
           <w:rPr>
             <w:rStyle w:val="Hyperlink"/>
-            <w:b/>
-            <w:bCs/>
             <w:i/>
             <w:iCs/>
           </w:rPr>
@@ -447,8 +119,6 @@
       </w:hyperlink>
       <w:r>
         <w:rPr>
-          <w:b/>
-          <w:bCs/>
           <w:i/>
           <w:iCs/>
         </w:rPr>
@@ -458,16 +128,12 @@
     <w:p>
       <w:pPr>
         <w:rPr>
-          <w:b/>
-          <w:bCs/>
           <w:i/>
           <w:iCs/>
         </w:rPr>
       </w:pPr>
       <w:r>
         <w:rPr>
-          <w:b/>
-          <w:bCs/>
           <w:i/>
           <w:iCs/>
         </w:rPr>
@@ -477,101 +143,12 @@
     <w:p>
       <w:pPr>
         <w:rPr>
-          <w:b/>
-          <w:bCs/>
           <w:i/>
           <w:iCs/>
         </w:rPr>
       </w:pPr>
       <w:r>
         <w:rPr>
-          <w:b/>
-          <w:bCs/>
-          <w:i/>
-          <w:iCs/>
-        </w:rPr>
-        <w:drawing>
-          <wp:inline distT="0" distB="0" distL="0" distR="0" wp14:anchorId="34E323DF" wp14:editId="292F5E34">
-            <wp:extent cx="5943600" cy="4457700"/>
-            <wp:effectExtent l="0" t="0" r="0" b="0"/>
-            <wp:docPr id="344158164" name="Picture 401" descr="Hải đăng Mũi Điện ở đâu? Nơi đây thuộc địa phận huyện Đông Hòa, tỉnh Phú Yên"/>
-            <wp:cNvGraphicFramePr>
-              <a:graphicFrameLocks xmlns:a="http://schemas.openxmlformats.org/drawingml/2006/main" noChangeAspect="1"/>
-            </wp:cNvGraphicFramePr>
-            <a:graphic xmlns:a="http://schemas.openxmlformats.org/drawingml/2006/main">
-              <a:graphicData uri="http://schemas.openxmlformats.org/drawingml/2006/picture">
-                <pic:pic xmlns:pic="http://schemas.openxmlformats.org/drawingml/2006/picture">
-                  <pic:nvPicPr>
-                    <pic:cNvPr id="0" name="Picture 1194" descr="Hải đăng Mũi Điện ở đâu? Nơi đây thuộc địa phận huyện Đông Hòa, tỉnh Phú Yên"/>
-                    <pic:cNvPicPr>
-                      <a:picLocks noChangeAspect="1" noChangeArrowheads="1"/>
-                    </pic:cNvPicPr>
-                  </pic:nvPicPr>
-                  <pic:blipFill>
-                    <a:blip r:embed="rId9">
-                      <a:extLst>
-                        <a:ext uri="{28A0092B-C50C-407E-A947-70E740481C1C}">
-                          <a14:useLocalDpi xmlns:a14="http://schemas.microsoft.com/office/drawing/2010/main" val="0"/>
-                        </a:ext>
-                      </a:extLst>
-                    </a:blip>
-                    <a:srcRect/>
-                    <a:stretch>
-                      <a:fillRect/>
-                    </a:stretch>
-                  </pic:blipFill>
-                  <pic:spPr bwMode="auto">
-                    <a:xfrm>
-                      <a:off x="0" y="0"/>
-                      <a:ext cx="5943600" cy="4457700"/>
-                    </a:xfrm>
-                    <a:prstGeom prst="rect">
-                      <a:avLst/>
-                    </a:prstGeom>
-                    <a:noFill/>
-                    <a:ln>
-                      <a:noFill/>
-                    </a:ln>
-                  </pic:spPr>
-                </pic:pic>
-              </a:graphicData>
-            </a:graphic>
-          </wp:inline>
-        </w:drawing>
-      </w:r>
-    </w:p>
-    <w:p>
-      <w:pPr>
-        <w:rPr>
-          <w:b/>
-          <w:bCs/>
-          <w:i/>
-          <w:iCs/>
-        </w:rPr>
-      </w:pPr>
-      <w:r>
-        <w:rPr>
-          <w:b/>
-          <w:bCs/>
-          <w:i/>
-          <w:iCs/>
-        </w:rPr>
-        <w:t>Hải đăng Mũi Điện (Ảnh: Sưu tầm)</w:t>
-      </w:r>
-    </w:p>
-    <w:p>
-      <w:pPr>
-        <w:rPr>
-          <w:b/>
-          <w:bCs/>
-          <w:i/>
-          <w:iCs/>
-        </w:rPr>
-      </w:pPr>
-      <w:r>
-        <w:rPr>
-          <w:b/>
-          <w:bCs/>
           <w:i/>
           <w:iCs/>
         </w:rPr>
@@ -581,16 +158,12 @@
     <w:p>
       <w:pPr>
         <w:rPr>
-          <w:b/>
-          <w:bCs/>
           <w:i/>
           <w:iCs/>
         </w:rPr>
       </w:pPr>
       <w:r>
         <w:rPr>
-          <w:b/>
-          <w:bCs/>
           <w:i/>
           <w:iCs/>
         </w:rPr>
@@ -600,375 +173,28 @@
     <w:p>
       <w:pPr>
         <w:rPr>
-          <w:b/>
-          <w:bCs/>
           <w:i/>
           <w:iCs/>
         </w:rPr>
       </w:pPr>
       <w:r>
         <w:rPr>
-          <w:b/>
-          <w:bCs/>
           <w:i/>
           <w:iCs/>
         </w:rPr>
         <w:t>Dưới nền nhà có bể chứa nước mưa và trên tháp có hệ thống pin mặt trời cung cấp năng lượng cho việc chiếu sáng của ngọn hải đăng. Với chiều cao 110m so với mặt nước biển, hải đăng có thể phát tín hiệu ánh sáng xa đến 27 hải lý.</w:t>
       </w:r>
+      <w:hyperlink r:id="rId8" w:tgtFrame="_blank" w:history="1"/>
     </w:p>
     <w:p>
       <w:pPr>
         <w:rPr>
-          <w:b/>
-          <w:bCs/>
           <w:i/>
           <w:iCs/>
         </w:rPr>
       </w:pPr>
       <w:r>
         <w:rPr>
-          <w:b/>
-          <w:bCs/>
-          <w:i/>
-          <w:iCs/>
-        </w:rPr>
-        <w:drawing>
-          <wp:inline distT="0" distB="0" distL="0" distR="0" wp14:anchorId="08E3EA3F" wp14:editId="08E8B25C">
-            <wp:extent cx="5943600" cy="4457700"/>
-            <wp:effectExtent l="0" t="0" r="0" b="0"/>
-            <wp:docPr id="2009020886" name="Picture 400" descr="Hải đăng được xây dựng từ thế kỷ 19 bởi người Pháp"/>
-            <wp:cNvGraphicFramePr>
-              <a:graphicFrameLocks xmlns:a="http://schemas.openxmlformats.org/drawingml/2006/main" noChangeAspect="1"/>
-            </wp:cNvGraphicFramePr>
-            <a:graphic xmlns:a="http://schemas.openxmlformats.org/drawingml/2006/main">
-              <a:graphicData uri="http://schemas.openxmlformats.org/drawingml/2006/picture">
-                <pic:pic xmlns:pic="http://schemas.openxmlformats.org/drawingml/2006/picture">
-                  <pic:nvPicPr>
-                    <pic:cNvPr id="0" name="Picture 1195" descr="Hải đăng được xây dựng từ thế kỷ 19 bởi người Pháp"/>
-                    <pic:cNvPicPr>
-                      <a:picLocks noChangeAspect="1" noChangeArrowheads="1"/>
-                    </pic:cNvPicPr>
-                  </pic:nvPicPr>
-                  <pic:blipFill>
-                    <a:blip r:embed="rId10">
-                      <a:extLst>
-                        <a:ext uri="{28A0092B-C50C-407E-A947-70E740481C1C}">
-                          <a14:useLocalDpi xmlns:a14="http://schemas.microsoft.com/office/drawing/2010/main" val="0"/>
-                        </a:ext>
-                      </a:extLst>
-                    </a:blip>
-                    <a:srcRect/>
-                    <a:stretch>
-                      <a:fillRect/>
-                    </a:stretch>
-                  </pic:blipFill>
-                  <pic:spPr bwMode="auto">
-                    <a:xfrm>
-                      <a:off x="0" y="0"/>
-                      <a:ext cx="5943600" cy="4457700"/>
-                    </a:xfrm>
-                    <a:prstGeom prst="rect">
-                      <a:avLst/>
-                    </a:prstGeom>
-                    <a:noFill/>
-                    <a:ln>
-                      <a:noFill/>
-                    </a:ln>
-                  </pic:spPr>
-                </pic:pic>
-              </a:graphicData>
-            </a:graphic>
-          </wp:inline>
-        </w:drawing>
-      </w:r>
-    </w:p>
-    <w:p>
-      <w:pPr>
-        <w:rPr>
-          <w:b/>
-          <w:bCs/>
-          <w:i/>
-          <w:iCs/>
-        </w:rPr>
-      </w:pPr>
-      <w:r>
-        <w:rPr>
-          <w:b/>
-          <w:bCs/>
-          <w:i/>
-          <w:iCs/>
-        </w:rPr>
-        <w:t>Hải đăng được xây dựng từ thế kỷ 19 bởi người Pháp (Ảnh: Sưu tầm)</w:t>
-      </w:r>
-    </w:p>
-    <w:p>
-      <w:pPr>
-        <w:rPr>
-          <w:b/>
-          <w:bCs/>
-          <w:i/>
-          <w:iCs/>
-        </w:rPr>
-      </w:pPr>
-      <w:r>
-        <w:rPr>
-          <w:b/>
-          <w:bCs/>
-          <w:i/>
-          <w:iCs/>
-        </w:rPr>
-        <w:t>&gt;&gt;&gt; Xem thêm: Lưu gấp 15 bãi </w:t>
-      </w:r>
-      <w:hyperlink r:id="rId11" w:tgtFrame="_blank" w:history="1">
-        <w:r>
-          <w:rPr>
-            <w:rStyle w:val="Hyperlink"/>
-            <w:b/>
-            <w:bCs/>
-            <w:i/>
-            <w:iCs/>
-          </w:rPr>
-          <w:t>biển Phú Yên</w:t>
-        </w:r>
-      </w:hyperlink>
-      <w:r>
-        <w:rPr>
-          <w:b/>
-          <w:bCs/>
-          <w:i/>
-          <w:iCs/>
-        </w:rPr>
-        <w:t> đẹp hút hồn, níu chân mọi du khách</w:t>
-      </w:r>
-    </w:p>
-    <w:p>
-      <w:pPr>
-        <w:rPr>
-          <w:b/>
-          <w:bCs/>
-          <w:i/>
-          <w:iCs/>
-        </w:rPr>
-      </w:pPr>
-      <w:r>
-        <w:rPr>
-          <w:b/>
-          <w:bCs/>
-          <w:i/>
-          <w:iCs/>
-        </w:rPr>
-        <w:t>Các sản phẩm được yêu thích nhất</w:t>
-      </w:r>
-    </w:p>
-    <w:p>
-      <w:pPr>
-        <w:rPr>
-          <w:rStyle w:val="Hyperlink"/>
-          <w:b/>
-          <w:bCs/>
-          <w:i/>
-          <w:iCs/>
-        </w:rPr>
-      </w:pPr>
-      <w:r>
-        <w:rPr>
-          <w:b/>
-          <w:bCs/>
-          <w:i/>
-          <w:iCs/>
-        </w:rPr>
-        <w:fldChar w:fldCharType="begin"/>
-      </w:r>
-      <w:r>
-        <w:rPr>
-          <w:b/>
-          <w:bCs/>
-          <w:i/>
-          <w:iCs/>
-        </w:rPr>
-        <w:instrText>HYPERLINK "https://booking.vinwonders.com/vi-VND/cart?ticketCode=VW01042CJB0EBNL1&amp;usingDate=2026-02-12&amp;quantity=1&amp;utm_source=SMART_RECOMMENDATION&amp;utm_medium=DATA_TEAM&amp;utm_campaign=20240715_Vinwonders_Recommendation_DATA_Recommendation_Ve_VinWonders_datateam_VI&amp;utm_id=T7&amp;utm_content=Website_BookNow_VP_Web" \t "_blank"</w:instrText>
-      </w:r>
-      <w:r>
-        <w:rPr>
-          <w:b/>
-          <w:bCs/>
-          <w:i/>
-          <w:iCs/>
-        </w:rPr>
-      </w:r>
-      <w:r>
-        <w:rPr>
-          <w:b/>
-          <w:bCs/>
-          <w:i/>
-          <w:iCs/>
-        </w:rPr>
-        <w:fldChar w:fldCharType="separate"/>
-      </w:r>
-    </w:p>
-    <w:p>
-      <w:pPr>
-        <w:rPr>
-          <w:rStyle w:val="Hyperlink"/>
-          <w:b/>
-          <w:bCs/>
-          <w:i/>
-          <w:iCs/>
-        </w:rPr>
-      </w:pPr>
-      <w:r>
-        <w:rPr>
-          <w:rStyle w:val="Hyperlink"/>
-          <w:b/>
-          <w:bCs/>
-          <w:i/>
-          <w:iCs/>
-        </w:rPr>
-        <mc:AlternateContent>
-          <mc:Choice Requires="wps">
-            <w:drawing>
-              <wp:inline distT="0" distB="0" distL="0" distR="0" wp14:anchorId="6731FE5B" wp14:editId="0D43AB7E">
-                <wp:extent cx="304800" cy="304800"/>
-                <wp:effectExtent l="0" t="0" r="0" b="0"/>
-                <wp:docPr id="74204905" name="Rectangle 300" descr="[Aquafield] - [Nam] - Combo Cáp treo + Xông hơi chuẩn Hàn 4 tiếng">
-                  <a:hlinkClick xmlns:a="http://schemas.openxmlformats.org/drawingml/2006/main" r:id="rId12" tgtFrame="&quot;_blank&quot;"/>
-                </wp:docPr>
-                <wp:cNvGraphicFramePr>
-                  <a:graphicFrameLocks xmlns:a="http://schemas.openxmlformats.org/drawingml/2006/main" noChangeAspect="1"/>
-                </wp:cNvGraphicFramePr>
-                <a:graphic xmlns:a="http://schemas.openxmlformats.org/drawingml/2006/main">
-                  <a:graphicData uri="http://schemas.microsoft.com/office/word/2010/wordprocessingShape">
-                    <wps:wsp>
-                      <wps:cNvSpPr>
-                        <a:spLocks noChangeAspect="1" noChangeArrowheads="1"/>
-                      </wps:cNvSpPr>
-                      <wps:spPr bwMode="auto">
-                        <a:xfrm>
-                          <a:off x="0" y="0"/>
-                          <a:ext cx="304800" cy="304800"/>
-                        </a:xfrm>
-                        <a:prstGeom prst="rect">
-                          <a:avLst/>
-                        </a:prstGeom>
-                        <a:noFill/>
-                        <a:ln>
-                          <a:noFill/>
-                        </a:ln>
-                        <a:extLst>
-                          <a:ext uri="{909E8E84-426E-40DD-AFC4-6F175D3DCCD1}">
-                            <a14:hiddenFill xmlns:a14="http://schemas.microsoft.com/office/drawing/2010/main">
-                              <a:solidFill>
-                                <a:srgbClr val="FFFFFF"/>
-                              </a:solidFill>
-                            </a14:hiddenFill>
-                          </a:ext>
-                          <a:ext uri="{91240B29-F687-4F45-9708-019B960494DF}">
-                            <a14:hiddenLine xmlns:a14="http://schemas.microsoft.com/office/drawing/2010/main" w="9525">
-                              <a:solidFill>
-                                <a:srgbClr val="000000"/>
-                              </a:solidFill>
-                              <a:miter lim="800000"/>
-                              <a:headEnd/>
-                              <a:tailEnd/>
-                            </a14:hiddenLine>
-                          </a:ext>
-                        </a:extLst>
-                      </wps:spPr>
-                      <wps:bodyPr rot="0" vert="horz" wrap="square" lIns="91440" tIns="45720" rIns="91440" bIns="45720" anchor="t" anchorCtr="0" upright="1">
-                        <a:noAutofit/>
-                      </wps:bodyPr>
-                    </wps:wsp>
-                  </a:graphicData>
-                </a:graphic>
-              </wp:inline>
-            </w:drawing>
-          </mc:Choice>
-          <mc:Fallback>
-            <w:pict>
-              <v:rect w14:anchorId="2B1971EF" id="Rectangle 300" o:spid="_x0000_s1026" alt="[Aquafield] - [Nam] - Combo Cáp treo + Xông hơi chuẩn Hàn 4 tiếng" href="https://booking.vinwonders.com/vi-VND/cart?ticketCode=VW01042CJB0EBNL1&amp;usingDate=2026-02-12&amp;quantity=1&amp;utm_source=SMART_RECOMMENDATION&amp;utm_medium=DATA_TEAM&amp;utm_campaign=20240715_Vinwonders_Recommendation_DATA_Recommendation_Ve_VinWonders_datateam_VI&amp;utm_id=T7&amp;utm_content=Website_BookNow_VP_Web" target="&quot;_blank&quot;" style="width:24pt;height:24pt;visibility:visible;mso-wrap-style:square;mso-left-percent:-10001;mso-top-percent:-10001;mso-position-horizontal:absolute;mso-position-horizontal-relative:char;mso-position-vertical:absolute;mso-position-vertical-relative:line;mso-left-percent:-10001;mso-top-percent:-10001;v-text-anchor:top" o:gfxdata="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" o:button="t" filled="f" stroked="f">
-                <v:fill o:detectmouseclick="t"/>
-                <o:lock v:ext="edit" aspectratio="t"/>
-                <w10:anchorlock/>
-              </v:rect>
-            </w:pict>
-          </mc:Fallback>
-        </mc:AlternateContent>
-      </w:r>
-    </w:p>
-    <w:p>
-      <w:pPr>
-        <w:rPr>
-          <w:rStyle w:val="Hyperlink"/>
-          <w:b/>
-          <w:bCs/>
-          <w:i/>
-          <w:iCs/>
-        </w:rPr>
-      </w:pPr>
-      <w:r>
-        <w:rPr>
-          <w:rStyle w:val="Hyperlink"/>
-          <w:b/>
-          <w:bCs/>
-          <w:i/>
-          <w:iCs/>
-        </w:rPr>
-        <w:t>[Aquafield] – [Nam] – Combo Cáp treo + Xông hơi chuẩn Hàn 4 tiếng</w:t>
-      </w:r>
-    </w:p>
-    <w:p>
-      <w:pPr>
-        <w:rPr>
-          <w:rStyle w:val="Hyperlink"/>
-          <w:b/>
-          <w:bCs/>
-          <w:i/>
-          <w:iCs/>
-        </w:rPr>
-      </w:pPr>
-      <w:r>
-        <w:rPr>
-          <w:rStyle w:val="Hyperlink"/>
-          <w:b/>
-          <w:bCs/>
-          <w:i/>
-          <w:iCs/>
-        </w:rPr>
-        <w:t>600.000 VNĐ</w:t>
-      </w:r>
-    </w:p>
-    <w:p>
-      <w:pPr>
-        <w:rPr>
-          <w:b/>
-          <w:bCs/>
-          <w:i/>
-          <w:iCs/>
-        </w:rPr>
-      </w:pPr>
-      <w:r>
-        <w:rPr>
-          <w:b/>
-          <w:bCs/>
-          <w:i/>
-          <w:iCs/>
-        </w:rPr>
-        <w:fldChar w:fldCharType="end"/>
-      </w:r>
-    </w:p>
-    <w:p>
-      <w:pPr>
-        <w:rPr>
-          <w:b/>
-          <w:bCs/>
-          <w:i/>
-          <w:iCs/>
-        </w:rPr>
-      </w:pPr>
-      <w:r>
-        <w:rPr>
-          <w:b/>
-          <w:bCs/>
           <w:i/>
           <w:iCs/>
         </w:rPr>
@@ -978,16 +204,12 @@
     <w:p>
       <w:pPr>
         <w:rPr>
-          <w:b/>
-          <w:bCs/>
           <w:i/>
           <w:iCs/>
         </w:rPr>
       </w:pPr>
       <w:r>
         <w:rPr>
-          <w:b/>
-          <w:bCs/>
           <w:i/>
           <w:iCs/>
         </w:rPr>
@@ -997,46 +219,37 @@
     <w:p>
       <w:pPr>
         <w:rPr>
-          <w:b/>
-          <w:bCs/>
           <w:i/>
           <w:iCs/>
         </w:rPr>
       </w:pPr>
       <w:r>
         <w:rPr>
-          <w:b/>
-          <w:bCs/>
-          <w:i/>
-          <w:iCs/>
-        </w:rPr>
+          <w:i/>
+          <w:iCs/>
+        </w:rPr>
+        <w:lastRenderedPageBreak/>
         <w:t>3.1. Cách đi đến khu vực Hải đăng Đại Lãnh</w:t>
       </w:r>
     </w:p>
     <w:p>
       <w:pPr>
         <w:rPr>
-          <w:b/>
-          <w:bCs/>
           <w:i/>
           <w:iCs/>
         </w:rPr>
       </w:pPr>
       <w:r>
         <w:rPr>
-          <w:b/>
-          <w:bCs/>
           <w:i/>
           <w:iCs/>
         </w:rPr>
         <w:t>Sau khi đã khám phá các </w:t>
       </w:r>
-      <w:hyperlink r:id="rId13" w:tgtFrame="_blank" w:history="1">
+      <w:hyperlink r:id="rId9" w:tgtFrame="_blank" w:history="1">
         <w:r>
           <w:rPr>
             <w:rStyle w:val="Hyperlink"/>
-            <w:b/>
-            <w:bCs/>
             <w:i/>
             <w:iCs/>
           </w:rPr>
@@ -1045,8 +258,6 @@
       </w:hyperlink>
       <w:r>
         <w:rPr>
-          <w:b/>
-          <w:bCs/>
           <w:i/>
           <w:iCs/>
         </w:rPr>
@@ -1056,16 +267,12 @@
     <w:p>
       <w:pPr>
         <w:rPr>
-          <w:b/>
-          <w:bCs/>
           <w:i/>
           <w:iCs/>
         </w:rPr>
       </w:pPr>
       <w:r>
         <w:rPr>
-          <w:b/>
-          <w:bCs/>
           <w:i/>
           <w:iCs/>
         </w:rPr>
@@ -1075,101 +282,12 @@
     <w:p>
       <w:pPr>
         <w:rPr>
-          <w:b/>
-          <w:bCs/>
           <w:i/>
           <w:iCs/>
         </w:rPr>
       </w:pPr>
       <w:r>
         <w:rPr>
-          <w:b/>
-          <w:bCs/>
-          <w:i/>
-          <w:iCs/>
-        </w:rPr>
-        <w:drawing>
-          <wp:inline distT="0" distB="0" distL="0" distR="0" wp14:anchorId="03F7EA17" wp14:editId="56AE4734">
-            <wp:extent cx="5943600" cy="4457700"/>
-            <wp:effectExtent l="0" t="0" r="0" b="0"/>
-            <wp:docPr id="1124708877" name="Picture 299" descr="Đi dọc theo bờ biển sẽ trông thấy Hải đăng Đại Lãnh sừng sững giữa đất trời"/>
-            <wp:cNvGraphicFramePr>
-              <a:graphicFrameLocks xmlns:a="http://schemas.openxmlformats.org/drawingml/2006/main" noChangeAspect="1"/>
-            </wp:cNvGraphicFramePr>
-            <a:graphic xmlns:a="http://schemas.openxmlformats.org/drawingml/2006/main">
-              <a:graphicData uri="http://schemas.openxmlformats.org/drawingml/2006/picture">
-                <pic:pic xmlns:pic="http://schemas.openxmlformats.org/drawingml/2006/picture">
-                  <pic:nvPicPr>
-                    <pic:cNvPr id="0" name="Picture 1296" descr="Đi dọc theo bờ biển sẽ trông thấy Hải đăng Đại Lãnh sừng sững giữa đất trời"/>
-                    <pic:cNvPicPr>
-                      <a:picLocks noChangeAspect="1" noChangeArrowheads="1"/>
-                    </pic:cNvPicPr>
-                  </pic:nvPicPr>
-                  <pic:blipFill>
-                    <a:blip r:embed="rId14">
-                      <a:extLst>
-                        <a:ext uri="{28A0092B-C50C-407E-A947-70E740481C1C}">
-                          <a14:useLocalDpi xmlns:a14="http://schemas.microsoft.com/office/drawing/2010/main" val="0"/>
-                        </a:ext>
-                      </a:extLst>
-                    </a:blip>
-                    <a:srcRect/>
-                    <a:stretch>
-                      <a:fillRect/>
-                    </a:stretch>
-                  </pic:blipFill>
-                  <pic:spPr bwMode="auto">
-                    <a:xfrm>
-                      <a:off x="0" y="0"/>
-                      <a:ext cx="5943600" cy="4457700"/>
-                    </a:xfrm>
-                    <a:prstGeom prst="rect">
-                      <a:avLst/>
-                    </a:prstGeom>
-                    <a:noFill/>
-                    <a:ln>
-                      <a:noFill/>
-                    </a:ln>
-                  </pic:spPr>
-                </pic:pic>
-              </a:graphicData>
-            </a:graphic>
-          </wp:inline>
-        </w:drawing>
-      </w:r>
-    </w:p>
-    <w:p>
-      <w:pPr>
-        <w:rPr>
-          <w:b/>
-          <w:bCs/>
-          <w:i/>
-          <w:iCs/>
-        </w:rPr>
-      </w:pPr>
-      <w:r>
-        <w:rPr>
-          <w:b/>
-          <w:bCs/>
-          <w:i/>
-          <w:iCs/>
-        </w:rPr>
-        <w:t>Đi dọc theo bờ biển sẽ trông thấy Hải đăng Đại Lãnh sừng sững giữa đất trời (Ảnh: Sưu tầm)</w:t>
-      </w:r>
-    </w:p>
-    <w:p>
-      <w:pPr>
-        <w:rPr>
-          <w:b/>
-          <w:bCs/>
-          <w:i/>
-          <w:iCs/>
-        </w:rPr>
-      </w:pPr>
-      <w:r>
-        <w:rPr>
-          <w:b/>
-          <w:bCs/>
           <w:i/>
           <w:iCs/>
         </w:rPr>
@@ -1179,16 +297,12 @@
     <w:p>
       <w:pPr>
         <w:rPr>
-          <w:b/>
-          <w:bCs/>
           <w:i/>
           <w:iCs/>
         </w:rPr>
       </w:pPr>
       <w:r>
         <w:rPr>
-          <w:b/>
-          <w:bCs/>
           <w:i/>
           <w:iCs/>
         </w:rPr>
@@ -1198,16 +312,12 @@
     <w:p>
       <w:pPr>
         <w:rPr>
-          <w:b/>
-          <w:bCs/>
           <w:i/>
           <w:iCs/>
         </w:rPr>
       </w:pPr>
       <w:r>
         <w:rPr>
-          <w:b/>
-          <w:bCs/>
           <w:i/>
           <w:iCs/>
         </w:rPr>
@@ -1217,16 +327,12 @@
     <w:p>
       <w:pPr>
         <w:rPr>
-          <w:b/>
-          <w:bCs/>
           <w:i/>
           <w:iCs/>
         </w:rPr>
       </w:pPr>
       <w:r>
         <w:rPr>
-          <w:b/>
-          <w:bCs/>
           <w:i/>
           <w:iCs/>
         </w:rPr>
@@ -1236,141 +342,12 @@
     <w:p>
       <w:pPr>
         <w:rPr>
-          <w:b/>
-          <w:bCs/>
           <w:i/>
           <w:iCs/>
         </w:rPr>
       </w:pPr>
       <w:r>
         <w:rPr>
-          <w:b/>
-          <w:bCs/>
-          <w:i/>
-          <w:iCs/>
-        </w:rPr>
-        <w:drawing>
-          <wp:inline distT="0" distB="0" distL="0" distR="0" wp14:anchorId="58DC1F97" wp14:editId="0CA105A2">
-            <wp:extent cx="5943600" cy="4457700"/>
-            <wp:effectExtent l="0" t="0" r="0" b="0"/>
-            <wp:docPr id="1639445731" name="Picture 298" descr="Nên khám phá hải đăng vào lúc bình minh"/>
-            <wp:cNvGraphicFramePr>
-              <a:graphicFrameLocks xmlns:a="http://schemas.openxmlformats.org/drawingml/2006/main" noChangeAspect="1"/>
-            </wp:cNvGraphicFramePr>
-            <a:graphic xmlns:a="http://schemas.openxmlformats.org/drawingml/2006/main">
-              <a:graphicData uri="http://schemas.openxmlformats.org/drawingml/2006/picture">
-                <pic:pic xmlns:pic="http://schemas.openxmlformats.org/drawingml/2006/picture">
-                  <pic:nvPicPr>
-                    <pic:cNvPr id="0" name="Picture 1297" descr="Nên khám phá hải đăng vào lúc bình minh"/>
-                    <pic:cNvPicPr>
-                      <a:picLocks noChangeAspect="1" noChangeArrowheads="1"/>
-                    </pic:cNvPicPr>
-                  </pic:nvPicPr>
-                  <pic:blipFill>
-                    <a:blip r:embed="rId15">
-                      <a:extLst>
-                        <a:ext uri="{28A0092B-C50C-407E-A947-70E740481C1C}">
-                          <a14:useLocalDpi xmlns:a14="http://schemas.microsoft.com/office/drawing/2010/main" val="0"/>
-                        </a:ext>
-                      </a:extLst>
-                    </a:blip>
-                    <a:srcRect/>
-                    <a:stretch>
-                      <a:fillRect/>
-                    </a:stretch>
-                  </pic:blipFill>
-                  <pic:spPr bwMode="auto">
-                    <a:xfrm>
-                      <a:off x="0" y="0"/>
-                      <a:ext cx="5943600" cy="4457700"/>
-                    </a:xfrm>
-                    <a:prstGeom prst="rect">
-                      <a:avLst/>
-                    </a:prstGeom>
-                    <a:noFill/>
-                    <a:ln>
-                      <a:noFill/>
-                    </a:ln>
-                  </pic:spPr>
-                </pic:pic>
-              </a:graphicData>
-            </a:graphic>
-          </wp:inline>
-        </w:drawing>
-      </w:r>
-    </w:p>
-    <w:p>
-      <w:pPr>
-        <w:rPr>
-          <w:b/>
-          <w:bCs/>
-          <w:i/>
-          <w:iCs/>
-        </w:rPr>
-      </w:pPr>
-      <w:r>
-        <w:rPr>
-          <w:b/>
-          <w:bCs/>
-          <w:i/>
-          <w:iCs/>
-        </w:rPr>
-        <w:t>Nên khám phá hải đăng vào lúc bình minh (Ảnh: Sưu tầm)</w:t>
-      </w:r>
-    </w:p>
-    <w:p>
-      <w:pPr>
-        <w:rPr>
-          <w:b/>
-          <w:bCs/>
-          <w:i/>
-          <w:iCs/>
-        </w:rPr>
-      </w:pPr>
-      <w:r>
-        <w:rPr>
-          <w:b/>
-          <w:bCs/>
-          <w:i/>
-          <w:iCs/>
-        </w:rPr>
-        <w:t>&gt;&gt;&gt; Xem thêm: Review </w:t>
-      </w:r>
-      <w:hyperlink r:id="rId16" w:tgtFrame="_blank" w:history="1">
-        <w:r>
-          <w:rPr>
-            <w:rStyle w:val="Hyperlink"/>
-            <w:b/>
-            <w:bCs/>
-            <w:i/>
-            <w:iCs/>
-          </w:rPr>
-          <w:t>Gành Đá Đĩa Phú Yên</w:t>
-        </w:r>
-      </w:hyperlink>
-      <w:r>
-        <w:rPr>
-          <w:b/>
-          <w:bCs/>
-          <w:i/>
-          <w:iCs/>
-        </w:rPr>
-        <w:t> – Top 5 ghềnh đá nổi tiếng nhất thế giới</w:t>
-      </w:r>
-    </w:p>
-    <w:p>
-      <w:pPr>
-        <w:rPr>
-          <w:b/>
-          <w:bCs/>
-          <w:i/>
-          <w:iCs/>
-        </w:rPr>
-      </w:pPr>
-      <w:r>
-        <w:rPr>
-          <w:b/>
-          <w:bCs/>
           <w:i/>
           <w:iCs/>
         </w:rPr>
@@ -1380,18 +357,14 @@
     <w:p>
       <w:pPr>
         <w:rPr>
-          <w:b/>
-          <w:bCs/>
-          <w:i/>
-          <w:iCs/>
-        </w:rPr>
-      </w:pPr>
-      <w:hyperlink r:id="rId17" w:tgtFrame="_blank" w:history="1">
+          <w:i/>
+          <w:iCs/>
+        </w:rPr>
+      </w:pPr>
+      <w:hyperlink r:id="rId10" w:tgtFrame="_blank" w:history="1">
         <w:r>
           <w:rPr>
             <w:rStyle w:val="Hyperlink"/>
-            <w:b/>
-            <w:bCs/>
             <w:i/>
             <w:iCs/>
           </w:rPr>
@@ -1400,8 +373,6 @@
       </w:hyperlink>
       <w:r>
         <w:rPr>
-          <w:b/>
-          <w:bCs/>
           <w:i/>
           <w:iCs/>
         </w:rPr>
@@ -1411,16 +382,12 @@
     <w:p>
       <w:pPr>
         <w:rPr>
-          <w:b/>
-          <w:bCs/>
           <w:i/>
           <w:iCs/>
         </w:rPr>
       </w:pPr>
       <w:r>
         <w:rPr>
-          <w:b/>
-          <w:bCs/>
           <w:i/>
           <w:iCs/>
         </w:rPr>
@@ -1430,101 +397,12 @@
     <w:p>
       <w:pPr>
         <w:rPr>
-          <w:b/>
-          <w:bCs/>
           <w:i/>
           <w:iCs/>
         </w:rPr>
       </w:pPr>
       <w:r>
         <w:rPr>
-          <w:b/>
-          <w:bCs/>
-          <w:i/>
-          <w:iCs/>
-        </w:rPr>
-        <w:drawing>
-          <wp:inline distT="0" distB="0" distL="0" distR="0" wp14:anchorId="0FB4B648" wp14:editId="5A4FDA39">
-            <wp:extent cx="5943600" cy="4457700"/>
-            <wp:effectExtent l="0" t="0" r="0" b="0"/>
-            <wp:docPr id="234269824" name="Picture 297" descr="Đón bình minh trên ngọn hải đăng là một trải nghiệm tuyệt vời"/>
-            <wp:cNvGraphicFramePr>
-              <a:graphicFrameLocks xmlns:a="http://schemas.openxmlformats.org/drawingml/2006/main" noChangeAspect="1"/>
-            </wp:cNvGraphicFramePr>
-            <a:graphic xmlns:a="http://schemas.openxmlformats.org/drawingml/2006/main">
-              <a:graphicData uri="http://schemas.openxmlformats.org/drawingml/2006/picture">
-                <pic:pic xmlns:pic="http://schemas.openxmlformats.org/drawingml/2006/picture">
-                  <pic:nvPicPr>
-                    <pic:cNvPr id="0" name="Picture 1298" descr="Đón bình minh trên ngọn hải đăng là một trải nghiệm tuyệt vời"/>
-                    <pic:cNvPicPr>
-                      <a:picLocks noChangeAspect="1" noChangeArrowheads="1"/>
-                    </pic:cNvPicPr>
-                  </pic:nvPicPr>
-                  <pic:blipFill>
-                    <a:blip r:embed="rId18">
-                      <a:extLst>
-                        <a:ext uri="{28A0092B-C50C-407E-A947-70E740481C1C}">
-                          <a14:useLocalDpi xmlns:a14="http://schemas.microsoft.com/office/drawing/2010/main" val="0"/>
-                        </a:ext>
-                      </a:extLst>
-                    </a:blip>
-                    <a:srcRect/>
-                    <a:stretch>
-                      <a:fillRect/>
-                    </a:stretch>
-                  </pic:blipFill>
-                  <pic:spPr bwMode="auto">
-                    <a:xfrm>
-                      <a:off x="0" y="0"/>
-                      <a:ext cx="5943600" cy="4457700"/>
-                    </a:xfrm>
-                    <a:prstGeom prst="rect">
-                      <a:avLst/>
-                    </a:prstGeom>
-                    <a:noFill/>
-                    <a:ln>
-                      <a:noFill/>
-                    </a:ln>
-                  </pic:spPr>
-                </pic:pic>
-              </a:graphicData>
-            </a:graphic>
-          </wp:inline>
-        </w:drawing>
-      </w:r>
-    </w:p>
-    <w:p>
-      <w:pPr>
-        <w:rPr>
-          <w:b/>
-          <w:bCs/>
-          <w:i/>
-          <w:iCs/>
-        </w:rPr>
-      </w:pPr>
-      <w:r>
-        <w:rPr>
-          <w:b/>
-          <w:bCs/>
-          <w:i/>
-          <w:iCs/>
-        </w:rPr>
-        <w:t>Đón bình minh trên ngọn hải đăng là một trải nghiệm tuyệt vời (Ảnh: Sưu tầm)</w:t>
-      </w:r>
-    </w:p>
-    <w:p>
-      <w:pPr>
-        <w:rPr>
-          <w:b/>
-          <w:bCs/>
-          <w:i/>
-          <w:iCs/>
-        </w:rPr>
-      </w:pPr>
-      <w:r>
-        <w:rPr>
-          <w:b/>
-          <w:bCs/>
           <w:i/>
           <w:iCs/>
         </w:rPr>
@@ -1534,16 +412,12 @@
     <w:p>
       <w:pPr>
         <w:rPr>
-          <w:b/>
-          <w:bCs/>
           <w:i/>
           <w:iCs/>
         </w:rPr>
       </w:pPr>
       <w:r>
         <w:rPr>
-          <w:b/>
-          <w:bCs/>
           <w:i/>
           <w:iCs/>
         </w:rPr>
@@ -1557,16 +431,12 @@
           <w:numId w:val="18"/>
         </w:numPr>
         <w:rPr>
-          <w:b/>
-          <w:bCs/>
           <w:i/>
           <w:iCs/>
         </w:rPr>
       </w:pPr>
       <w:r>
         <w:rPr>
-          <w:b/>
-          <w:bCs/>
           <w:i/>
           <w:iCs/>
         </w:rPr>
@@ -1580,16 +450,12 @@
           <w:numId w:val="18"/>
         </w:numPr>
         <w:rPr>
-          <w:b/>
-          <w:bCs/>
           <w:i/>
           <w:iCs/>
         </w:rPr>
       </w:pPr>
       <w:r>
         <w:rPr>
-          <w:b/>
-          <w:bCs/>
           <w:i/>
           <w:iCs/>
         </w:rPr>
@@ -1603,16 +469,12 @@
           <w:numId w:val="18"/>
         </w:numPr>
         <w:rPr>
-          <w:b/>
-          <w:bCs/>
           <w:i/>
           <w:iCs/>
         </w:rPr>
       </w:pPr>
       <w:r>
         <w:rPr>
-          <w:b/>
-          <w:bCs/>
           <w:i/>
           <w:iCs/>
         </w:rPr>
@@ -1622,119 +484,12 @@
     <w:p>
       <w:pPr>
         <w:rPr>
-          <w:b/>
-          <w:bCs/>
           <w:i/>
           <w:iCs/>
         </w:rPr>
       </w:pPr>
       <w:r>
         <w:rPr>
-          <w:b/>
-          <w:bCs/>
-          <w:i/>
-          <w:iCs/>
-        </w:rPr>
-        <mc:AlternateContent>
-          <mc:Choice Requires="wps">
-            <w:drawing>
-              <wp:inline distT="0" distB="0" distL="0" distR="0" wp14:anchorId="22C19424" wp14:editId="74651E8C">
-                <wp:extent cx="7620000" cy="5715000"/>
-                <wp:effectExtent l="0" t="0" r="0" b="0"/>
-                <wp:docPr id="1133989869" name="Rectangle 296" descr="Check in cùng ngọn hải đăng ở điểm cực Đông Tổ Quốc"/>
-                <wp:cNvGraphicFramePr>
-                  <a:graphicFrameLocks xmlns:a="http://schemas.openxmlformats.org/drawingml/2006/main" noChangeAspect="1"/>
-                </wp:cNvGraphicFramePr>
-                <a:graphic xmlns:a="http://schemas.openxmlformats.org/drawingml/2006/main">
-                  <a:graphicData uri="http://schemas.microsoft.com/office/word/2010/wordprocessingShape">
-                    <wps:wsp>
-                      <wps:cNvSpPr>
-                        <a:spLocks noChangeAspect="1" noChangeArrowheads="1"/>
-                      </wps:cNvSpPr>
-                      <wps:spPr bwMode="auto">
-                        <a:xfrm>
-                          <a:off x="0" y="0"/>
-                          <a:ext cx="7620000" cy="5715000"/>
-                        </a:xfrm>
-                        <a:prstGeom prst="rect">
-                          <a:avLst/>
-                        </a:prstGeom>
-                        <a:noFill/>
-                        <a:ln>
-                          <a:noFill/>
-                        </a:ln>
-                        <a:extLst>
-                          <a:ext uri="{909E8E84-426E-40DD-AFC4-6F175D3DCCD1}">
-                            <a14:hiddenFill xmlns:a14="http://schemas.microsoft.com/office/drawing/2010/main">
-                              <a:solidFill>
-                                <a:srgbClr val="FFFFFF"/>
-                              </a:solidFill>
-                            </a14:hiddenFill>
-                          </a:ext>
-                          <a:ext uri="{91240B29-F687-4F45-9708-019B960494DF}">
-                            <a14:hiddenLine xmlns:a14="http://schemas.microsoft.com/office/drawing/2010/main" w="9525">
-                              <a:solidFill>
-                                <a:srgbClr val="000000"/>
-                              </a:solidFill>
-                              <a:miter lim="800000"/>
-                              <a:headEnd/>
-                              <a:tailEnd/>
-                            </a14:hiddenLine>
-                          </a:ext>
-                        </a:extLst>
-                      </wps:spPr>
-                      <wps:bodyPr rot="0" vert="horz" wrap="square" lIns="91440" tIns="45720" rIns="91440" bIns="45720" anchor="t" anchorCtr="0" upright="1">
-                        <a:noAutofit/>
-                      </wps:bodyPr>
-                    </wps:wsp>
-                  </a:graphicData>
-                </a:graphic>
-              </wp:inline>
-            </w:drawing>
-          </mc:Choice>
-          <mc:Fallback>
-            <w:pict>
-              <v:rect w14:anchorId="2B65857B" id="Rectangle 296" o:spid="_x0000_s1026" alt="Check in cùng ngọn hải đăng ở điểm cực Đông Tổ Quốc" style="width:600pt;height:450pt;visibility:visible;mso-wrap-style:square;mso-left-percent:-10001;mso-top-percent:-10001;mso-position-horizontal:absolute;mso-position-horizontal-relative:char;mso-position-vertical:absolute;mso-position-vertical-relative:line;mso-left-percent:-10001;mso-top-percent:-10001;v-text-anchor:top" o:gfxdata="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" filled="f" stroked="f">
-                <o:lock v:ext="edit" aspectratio="t"/>
-                <w10:anchorlock/>
-              </v:rect>
-            </w:pict>
-          </mc:Fallback>
-        </mc:AlternateContent>
-      </w:r>
-    </w:p>
-    <w:p>
-      <w:pPr>
-        <w:rPr>
-          <w:b/>
-          <w:bCs/>
-          <w:i/>
-          <w:iCs/>
-        </w:rPr>
-      </w:pPr>
-      <w:r>
-        <w:rPr>
-          <w:b/>
-          <w:bCs/>
-          <w:i/>
-          <w:iCs/>
-        </w:rPr>
-        <w:t>Check in cùng ngọn hải đăng ở điểm cực Đông Tổ Quốc (Ảnh: Sưu tầm)</w:t>
-      </w:r>
-    </w:p>
-    <w:p>
-      <w:pPr>
-        <w:rPr>
-          <w:b/>
-          <w:bCs/>
-          <w:i/>
-          <w:iCs/>
-        </w:rPr>
-      </w:pPr>
-      <w:r>
-        <w:rPr>
-          <w:b/>
-          <w:bCs/>
           <w:i/>
           <w:iCs/>
         </w:rPr>
@@ -1744,16 +499,12 @@
     <w:p>
       <w:pPr>
         <w:rPr>
-          <w:b/>
-          <w:bCs/>
           <w:i/>
           <w:iCs/>
         </w:rPr>
       </w:pPr>
       <w:r>
         <w:rPr>
-          <w:b/>
-          <w:bCs/>
           <w:i/>
           <w:iCs/>
         </w:rPr>
@@ -1767,16 +518,12 @@
           <w:numId w:val="19"/>
         </w:numPr>
         <w:rPr>
-          <w:b/>
-          <w:bCs/>
           <w:i/>
           <w:iCs/>
         </w:rPr>
       </w:pPr>
       <w:r>
         <w:rPr>
-          <w:b/>
-          <w:bCs/>
           <w:i/>
           <w:iCs/>
         </w:rPr>
@@ -1790,18 +537,14 @@
           <w:numId w:val="19"/>
         </w:numPr>
         <w:rPr>
-          <w:b/>
-          <w:bCs/>
-          <w:i/>
-          <w:iCs/>
-        </w:rPr>
-      </w:pPr>
-      <w:hyperlink r:id="rId19" w:tgtFrame="_blank" w:history="1">
+          <w:i/>
+          <w:iCs/>
+        </w:rPr>
+      </w:pPr>
+      <w:hyperlink r:id="rId11" w:tgtFrame="_blank" w:history="1">
         <w:r>
           <w:rPr>
             <w:rStyle w:val="Hyperlink"/>
-            <w:b/>
-            <w:bCs/>
             <w:i/>
             <w:iCs/>
           </w:rPr>
@@ -1810,8 +553,6 @@
       </w:hyperlink>
       <w:r>
         <w:rPr>
-          <w:b/>
-          <w:bCs/>
           <w:i/>
           <w:iCs/>
         </w:rPr>
@@ -1821,152 +562,21 @@
     <w:p>
       <w:pPr>
         <w:rPr>
-          <w:b/>
-          <w:bCs/>
           <w:i/>
           <w:iCs/>
         </w:rPr>
       </w:pPr>
       <w:r>
         <w:rPr>
-          <w:b/>
-          <w:bCs/>
-          <w:i/>
-          <w:iCs/>
-        </w:rPr>
-        <w:drawing>
-          <wp:inline distT="0" distB="0" distL="0" distR="0" wp14:anchorId="775CF474" wp14:editId="6695ACB5">
-            <wp:extent cx="5943600" cy="4457700"/>
-            <wp:effectExtent l="0" t="0" r="0" b="0"/>
-            <wp:docPr id="1931907448" name="Picture 295" descr="Cột mốc điểm cực Đông Tổ quốc – Mũi Điện là nơi đón ánh nắng đầu tiên trong ngày ở Việt Nam"/>
-            <wp:cNvGraphicFramePr>
-              <a:graphicFrameLocks xmlns:a="http://schemas.openxmlformats.org/drawingml/2006/main" noChangeAspect="1"/>
-            </wp:cNvGraphicFramePr>
-            <a:graphic xmlns:a="http://schemas.openxmlformats.org/drawingml/2006/main">
-              <a:graphicData uri="http://schemas.openxmlformats.org/drawingml/2006/picture">
-                <pic:pic xmlns:pic="http://schemas.openxmlformats.org/drawingml/2006/picture">
-                  <pic:nvPicPr>
-                    <pic:cNvPr id="0" name="Picture 1300" descr="Cột mốc điểm cực Đông Tổ quốc – Mũi Điện là nơi đón ánh nắng đầu tiên trong ngày ở Việt Nam"/>
-                    <pic:cNvPicPr>
-                      <a:picLocks noChangeAspect="1" noChangeArrowheads="1"/>
-                    </pic:cNvPicPr>
-                  </pic:nvPicPr>
-                  <pic:blipFill>
-                    <a:blip r:embed="rId20">
-                      <a:extLst>
-                        <a:ext uri="{28A0092B-C50C-407E-A947-70E740481C1C}">
-                          <a14:useLocalDpi xmlns:a14="http://schemas.microsoft.com/office/drawing/2010/main" val="0"/>
-                        </a:ext>
-                      </a:extLst>
-                    </a:blip>
-                    <a:srcRect/>
-                    <a:stretch>
-                      <a:fillRect/>
-                    </a:stretch>
-                  </pic:blipFill>
-                  <pic:spPr bwMode="auto">
-                    <a:xfrm>
-                      <a:off x="0" y="0"/>
-                      <a:ext cx="5943600" cy="4457700"/>
-                    </a:xfrm>
-                    <a:prstGeom prst="rect">
-                      <a:avLst/>
-                    </a:prstGeom>
-                    <a:noFill/>
-                    <a:ln>
-                      <a:noFill/>
-                    </a:ln>
-                  </pic:spPr>
-                </pic:pic>
-              </a:graphicData>
-            </a:graphic>
-          </wp:inline>
-        </w:drawing>
+          <w:i/>
+          <w:iCs/>
+        </w:rPr>
+        <w:t>Du khách sau khi đến Phú Yên nên kết hợp đi </w:t>
       </w:r>
-    </w:p>
-    <w:p>
-      <w:pPr>
-        <w:rPr>
-          <w:b/>
-          <w:bCs/>
-          <w:i/>
-          <w:iCs/>
-        </w:rPr>
-      </w:pPr>
-      <w:r>
-        <w:rPr>
-          <w:b/>
-          <w:bCs/>
-          <w:i/>
-          <w:iCs/>
-        </w:rPr>
-        <w:t>Cột mốc điểm cực Đông Tổ quốc – Mũi Điện là nơi đón ánh nắng đầu tiên trong ngày ở Việt Nam (Ảnh: Sưu tầm)</w:t>
-      </w:r>
-    </w:p>
-    <w:p>
-      <w:pPr>
-        <w:rPr>
-          <w:b/>
-          <w:bCs/>
-          <w:i/>
-          <w:iCs/>
-        </w:rPr>
-      </w:pPr>
-      <w:r>
-        <w:rPr>
-          <w:b/>
-          <w:bCs/>
-          <w:i/>
-          <w:iCs/>
-        </w:rPr>
-        <w:t>&gt;&gt;&gt; Bỏ túi: Cẩm nang </w:t>
-      </w:r>
-      <w:hyperlink r:id="rId21" w:tgtFrame="_blank" w:history="1">
+      <w:hyperlink r:id="rId12" w:tgtFrame="_blank" w:history="1">
         <w:r>
           <w:rPr>
             <w:rStyle w:val="Hyperlink"/>
-            <w:b/>
-            <w:bCs/>
-            <w:i/>
-            <w:iCs/>
-          </w:rPr>
-          <w:t>du lịch Phú Yên tự túc</w:t>
-        </w:r>
-      </w:hyperlink>
-      <w:r>
-        <w:rPr>
-          <w:b/>
-          <w:bCs/>
-          <w:i/>
-          <w:iCs/>
-        </w:rPr>
-        <w:t> trọn vẹn, an toàn, tiết kiệm mới nhất 2024</w:t>
-      </w:r>
-    </w:p>
-    <w:p>
-      <w:pPr>
-        <w:rPr>
-          <w:b/>
-          <w:bCs/>
-          <w:i/>
-          <w:iCs/>
-        </w:rPr>
-      </w:pPr>
-      <w:r>
-        <w:rPr>
-          <w:b/>
-          <w:bCs/>
-          <w:i/>
-          <w:iCs/>
-        </w:rPr>
-        <w:t>Du khách sau khi đến Phú Yên nên kết hợp đi </w:t>
-      </w:r>
-      <w:hyperlink r:id="rId22" w:tgtFrame="_blank" w:history="1">
-        <w:r>
-          <w:rPr>
-            <w:rStyle w:val="Hyperlink"/>
-            <w:b/>
-            <w:bCs/>
             <w:i/>
             <w:iCs/>
           </w:rPr>
@@ -1975,8 +585,6 @@
       </w:hyperlink>
       <w:r>
         <w:rPr>
-          <w:b/>
-          <w:bCs/>
           <w:i/>
           <w:iCs/>
         </w:rPr>
@@ -1986,27 +594,21 @@
     <w:p>
       <w:pPr>
         <w:rPr>
-          <w:b/>
-          <w:bCs/>
           <w:i/>
           <w:iCs/>
         </w:rPr>
       </w:pPr>
       <w:r>
         <w:rPr>
-          <w:b/>
-          <w:bCs/>
           <w:i/>
           <w:iCs/>
         </w:rPr>
         <w:t>Khi bạn du lịch đến Nha Trang, sẽ rất tiếc nếu như bỏ lỡ công viên giải trí của những kỷ lục </w:t>
       </w:r>
-      <w:hyperlink r:id="rId23" w:tgtFrame="_blank" w:history="1">
+      <w:hyperlink r:id="rId13" w:tgtFrame="_blank" w:history="1">
         <w:r>
           <w:rPr>
             <w:rStyle w:val="Hyperlink"/>
-            <w:b/>
-            <w:bCs/>
             <w:i/>
             <w:iCs/>
           </w:rPr>
@@ -2015,8 +617,6 @@
       </w:hyperlink>
       <w:r>
         <w:rPr>
-          <w:b/>
-          <w:bCs/>
           <w:i/>
           <w:iCs/>
         </w:rPr>
@@ -2026,112 +626,21 @@
     <w:p>
       <w:pPr>
         <w:rPr>
-          <w:b/>
-          <w:bCs/>
           <w:i/>
           <w:iCs/>
         </w:rPr>
       </w:pPr>
       <w:r>
         <w:rPr>
-          <w:b/>
-          <w:bCs/>
-          <w:i/>
-          <w:iCs/>
-        </w:rPr>
-        <w:drawing>
-          <wp:inline distT="0" distB="0" distL="0" distR="0" wp14:anchorId="441AFC01" wp14:editId="7F166BFC">
-            <wp:extent cx="5943600" cy="4457700"/>
-            <wp:effectExtent l="0" t="0" r="0" b="0"/>
-            <wp:docPr id="675710066" name="Picture 294" descr="Trò chơi cảm giác mạnh cực hấp dẫn tại VinWonders Nha Trang"/>
-            <wp:cNvGraphicFramePr>
-              <a:graphicFrameLocks xmlns:a="http://schemas.openxmlformats.org/drawingml/2006/main" noChangeAspect="1"/>
-            </wp:cNvGraphicFramePr>
-            <a:graphic xmlns:a="http://schemas.openxmlformats.org/drawingml/2006/main">
-              <a:graphicData uri="http://schemas.openxmlformats.org/drawingml/2006/picture">
-                <pic:pic xmlns:pic="http://schemas.openxmlformats.org/drawingml/2006/picture">
-                  <pic:nvPicPr>
-                    <pic:cNvPr id="0" name="Picture 1301" descr="Trò chơi cảm giác mạnh cực hấp dẫn tại VinWonders Nha Trang"/>
-                    <pic:cNvPicPr>
-                      <a:picLocks noChangeAspect="1" noChangeArrowheads="1"/>
-                    </pic:cNvPicPr>
-                  </pic:nvPicPr>
-                  <pic:blipFill>
-                    <a:blip r:embed="rId24">
-                      <a:extLst>
-                        <a:ext uri="{28A0092B-C50C-407E-A947-70E740481C1C}">
-                          <a14:useLocalDpi xmlns:a14="http://schemas.microsoft.com/office/drawing/2010/main" val="0"/>
-                        </a:ext>
-                      </a:extLst>
-                    </a:blip>
-                    <a:srcRect/>
-                    <a:stretch>
-                      <a:fillRect/>
-                    </a:stretch>
-                  </pic:blipFill>
-                  <pic:spPr bwMode="auto">
-                    <a:xfrm>
-                      <a:off x="0" y="0"/>
-                      <a:ext cx="5943600" cy="4457700"/>
-                    </a:xfrm>
-                    <a:prstGeom prst="rect">
-                      <a:avLst/>
-                    </a:prstGeom>
-                    <a:noFill/>
-                    <a:ln>
-                      <a:noFill/>
-                    </a:ln>
-                  </pic:spPr>
-                </pic:pic>
-              </a:graphicData>
-            </a:graphic>
-          </wp:inline>
-        </w:drawing>
-      </w:r>
-    </w:p>
-    <w:p>
-      <w:pPr>
-        <w:rPr>
-          <w:b/>
-          <w:bCs/>
-          <w:i/>
-          <w:iCs/>
-        </w:rPr>
-      </w:pPr>
-      <w:r>
-        <w:rPr>
-          <w:b/>
-          <w:bCs/>
-          <w:i/>
-          <w:iCs/>
-        </w:rPr>
-        <w:t>Trò chơi cảm giác mạnh cực hấp dẫn tại VinWonders Nha Trang</w:t>
-      </w:r>
-    </w:p>
-    <w:p>
-      <w:pPr>
-        <w:rPr>
-          <w:b/>
-          <w:bCs/>
-          <w:i/>
-          <w:iCs/>
-        </w:rPr>
-      </w:pPr>
-      <w:r>
-        <w:rPr>
-          <w:b/>
-          <w:bCs/>
           <w:i/>
           <w:iCs/>
         </w:rPr>
         <w:t>Các </w:t>
       </w:r>
-      <w:hyperlink r:id="rId25" w:tgtFrame="_blank" w:history="1">
+      <w:hyperlink r:id="rId14" w:tgtFrame="_blank" w:history="1">
         <w:r>
           <w:rPr>
             <w:rStyle w:val="Hyperlink"/>
-            <w:b/>
-            <w:bCs/>
             <w:i/>
             <w:iCs/>
           </w:rPr>
@@ -2140,19 +649,15 @@
       </w:hyperlink>
       <w:r>
         <w:rPr>
-          <w:b/>
-          <w:bCs/>
           <w:i/>
           <w:iCs/>
         </w:rPr>
         <w:t> được thiết kế đẳng cấp thế giới, đảm bảo cho bạn những phút giây phấn khích, đi từ bất ngờ này sang bất ngờ khác. Ghé thăm “khu vườn năm châu” The World Garden, du khách được tận mắt chiêm ngưỡng thế giới thực vật đa dạng, huyền bí. Bạn cũng đừng bỏ qua siêu phẩm giải trí </w:t>
       </w:r>
-      <w:hyperlink r:id="rId26" w:tgtFrame="_blank" w:history="1">
+      <w:hyperlink r:id="rId15" w:tgtFrame="_blank" w:history="1">
         <w:r>
           <w:rPr>
             <w:rStyle w:val="Hyperlink"/>
-            <w:b/>
-            <w:bCs/>
             <w:i/>
             <w:iCs/>
           </w:rPr>
@@ -2161,8 +666,6 @@
       </w:hyperlink>
       <w:r>
         <w:rPr>
-          <w:b/>
-          <w:bCs/>
           <w:i/>
           <w:iCs/>
         </w:rPr>
@@ -2172,123 +675,12 @@
     <w:p>
       <w:pPr>
         <w:rPr>
-          <w:b/>
-          <w:bCs/>
           <w:i/>
           <w:iCs/>
         </w:rPr>
       </w:pPr>
       <w:r>
         <w:rPr>
-          <w:b/>
-          <w:bCs/>
-          <w:i/>
-          <w:iCs/>
-        </w:rPr>
-        <w:drawing>
-          <wp:inline distT="0" distB="0" distL="0" distR="0" wp14:anchorId="5A428190" wp14:editId="63357172">
-            <wp:extent cx="5943600" cy="4457700"/>
-            <wp:effectExtent l="0" t="0" r="0" b="0"/>
-            <wp:docPr id="1401778281" name="Picture 293" descr="Chiêm ngưỡng siêu phẩm Tata show hoành tráng, đẳng cấp"/>
-            <wp:cNvGraphicFramePr>
-              <a:graphicFrameLocks xmlns:a="http://schemas.openxmlformats.org/drawingml/2006/main" noChangeAspect="1"/>
-            </wp:cNvGraphicFramePr>
-            <a:graphic xmlns:a="http://schemas.openxmlformats.org/drawingml/2006/main">
-              <a:graphicData uri="http://schemas.openxmlformats.org/drawingml/2006/picture">
-                <pic:pic xmlns:pic="http://schemas.openxmlformats.org/drawingml/2006/picture">
-                  <pic:nvPicPr>
-                    <pic:cNvPr id="0" name="Picture 1302" descr="Chiêm ngưỡng siêu phẩm Tata show hoành tráng, đẳng cấp"/>
-                    <pic:cNvPicPr>
-                      <a:picLocks noChangeAspect="1" noChangeArrowheads="1"/>
-                    </pic:cNvPicPr>
-                  </pic:nvPicPr>
-                  <pic:blipFill>
-                    <a:blip r:embed="rId27">
-                      <a:extLst>
-                        <a:ext uri="{28A0092B-C50C-407E-A947-70E740481C1C}">
-                          <a14:useLocalDpi xmlns:a14="http://schemas.microsoft.com/office/drawing/2010/main" val="0"/>
-                        </a:ext>
-                      </a:extLst>
-                    </a:blip>
-                    <a:srcRect/>
-                    <a:stretch>
-                      <a:fillRect/>
-                    </a:stretch>
-                  </pic:blipFill>
-                  <pic:spPr bwMode="auto">
-                    <a:xfrm>
-                      <a:off x="0" y="0"/>
-                      <a:ext cx="5943600" cy="4457700"/>
-                    </a:xfrm>
-                    <a:prstGeom prst="rect">
-                      <a:avLst/>
-                    </a:prstGeom>
-                    <a:noFill/>
-                    <a:ln>
-                      <a:noFill/>
-                    </a:ln>
-                  </pic:spPr>
-                </pic:pic>
-              </a:graphicData>
-            </a:graphic>
-          </wp:inline>
-        </w:drawing>
-      </w:r>
-    </w:p>
-    <w:p>
-      <w:pPr>
-        <w:rPr>
-          <w:b/>
-          <w:bCs/>
-          <w:i/>
-          <w:iCs/>
-        </w:rPr>
-      </w:pPr>
-      <w:r>
-        <w:rPr>
-          <w:b/>
-          <w:bCs/>
-          <w:i/>
-          <w:iCs/>
-        </w:rPr>
-        <w:t>Chiêm ngưỡng siêu phẩm Tata show hoành tráng, đẳng cấp</w:t>
-      </w:r>
-    </w:p>
-    <w:p>
-      <w:pPr>
-        <w:rPr>
-          <w:b/>
-          <w:bCs/>
-          <w:i/>
-          <w:iCs/>
-        </w:rPr>
-      </w:pPr>
-      <w:hyperlink r:id="rId28" w:tgtFrame="_blank" w:history="1">
-        <w:r>
-          <w:rPr>
-            <w:rStyle w:val="Hyperlink"/>
-            <w:b/>
-            <w:bCs/>
-            <w:i/>
-            <w:iCs/>
-          </w:rPr>
-          <w:t>Đặt ngay vé VinWonders Nha Trang</w:t>
-        </w:r>
-      </w:hyperlink>
-    </w:p>
-    <w:p>
-      <w:pPr>
-        <w:rPr>
-          <w:b/>
-          <w:bCs/>
-          <w:i/>
-          <w:iCs/>
-        </w:rPr>
-      </w:pPr>
-      <w:r>
-        <w:rPr>
-          <w:b/>
-          <w:bCs/>
           <w:i/>
           <w:iCs/>
         </w:rPr>
@@ -2296,8 +688,6 @@
       </w:r>
       <w:r>
         <w:rPr>
-          <w:b/>
-          <w:bCs/>
           <w:i/>
           <w:iCs/>
           <w:u w:val="single"/>
@@ -2306,8 +696,6 @@
       </w:r>
       <w:r>
         <w:rPr>
-          <w:b/>
-          <w:bCs/>
           <w:i/>
           <w:iCs/>
         </w:rPr>
@@ -5817,6 +4205,7 @@
   <w:style w:type="character" w:default="1" w:styleId="DefaultParagraphFont">
     <w:name w:val="Default Paragraph Font"/>
     <w:uiPriority w:val="1"/>
+    <w:semiHidden/>
     <w:unhideWhenUsed/>
   </w:style>
   <w:style w:type="table" w:default="1" w:styleId="TableNormal">
